--- a/pz-wbs-gantt/Отчёт - ПЗ2 - WBS и график Ганта.docx
+++ b/pz-wbs-gantt/Отчёт - ПЗ2 - WBS и график Ганта.docx
@@ -3711,6 +3711,70 @@
           <w:i/>
           <w:sz w:val="28"/>
         </w:rPr>
+        <w:t>38</w:t>
+      </w:r>
+      <w:r>
+        <w:rPr>
+          <w:rFonts w:ascii="Times New Roman" w:hAnsi="Times New Roman"/>
+          <w:i w:val="0"/>
+          <w:sz w:val="28"/>
+        </w:rPr>
+        <w:t xml:space="preserve"> рабочих дней (сумма длительностей работ критического пути: </w:t>
+      </w:r>
+      <w:r>
+        <w:rPr>
+          <w:rFonts w:ascii="Times New Roman" w:hAnsi="Times New Roman"/>
+          <w:i/>
+          <w:sz w:val="28"/>
+        </w:rPr>
+        <w:t>5+4+6+5+6+5+4+3</w:t>
+      </w:r>
+      <w:r>
+        <w:rPr>
+          <w:rFonts w:ascii="Times New Roman" w:hAnsi="Times New Roman"/>
+          <w:i w:val="0"/>
+          <w:sz w:val="28"/>
+        </w:rPr>
+        <w:t>=</w:t>
+      </w:r>
+      <w:r>
+        <w:rPr>
+          <w:rFonts w:ascii="Times New Roman" w:hAnsi="Times New Roman"/>
+          <w:i/>
+          <w:sz w:val="28"/>
+        </w:rPr>
+        <w:t>38</w:t>
+      </w:r>
+      <w:r>
+        <w:rPr>
+          <w:rFonts w:ascii="Times New Roman" w:hAnsi="Times New Roman"/>
+          <w:i w:val="0"/>
+          <w:sz w:val="28"/>
+        </w:rPr>
+        <w:t xml:space="preserve">; в таблице выше </w:t>
+      </w:r>
+      <w:r>
+        <w:rPr>
+          <w:rFonts w:ascii="Times New Roman" w:hAnsi="Times New Roman"/>
+          <w:i/>
+          <w:sz w:val="28"/>
+        </w:rPr>
+        <w:t>EF/LF</w:t>
+      </w:r>
+      <w:r>
+        <w:rPr>
+          <w:rFonts w:ascii="Times New Roman" w:hAnsi="Times New Roman"/>
+          <w:i w:val="0"/>
+          <w:sz w:val="28"/>
+        </w:rPr>
+        <w:t xml:space="preserve"> последней работы показаны как </w:t>
+      </w:r>
+      <w:r>
+        <w:rPr>
+          <w:rFonts w:ascii="Times New Roman" w:hAnsi="Times New Roman"/>
+          <w:i/>
+          <w:sz w:val="28"/>
+        </w:rPr>
         <w:t>39</w:t>
       </w:r>
       <w:r>
@@ -3719,7 +3783,55 @@
           <w:i w:val="0"/>
           <w:sz w:val="28"/>
         </w:rPr>
-        <w:t xml:space="preserve"> рабочих дней. Критический путь: работы </w:t>
+        <w:t xml:space="preserve"> — это внутренняя нумерация формул </w:t>
+      </w:r>
+      <w:r>
+        <w:rPr>
+          <w:rFonts w:ascii="Times New Roman" w:hAnsi="Times New Roman"/>
+          <w:i/>
+          <w:sz w:val="28"/>
+        </w:rPr>
+        <w:t>Excel</w:t>
+      </w:r>
+      <w:r>
+        <w:rPr>
+          <w:rFonts w:ascii="Times New Roman" w:hAnsi="Times New Roman"/>
+          <w:i w:val="0"/>
+          <w:sz w:val="28"/>
+        </w:rPr>
+        <w:t xml:space="preserve">, где отсчёт начинается с </w:t>
+      </w:r>
+      <w:r>
+        <w:rPr>
+          <w:rFonts w:ascii="Times New Roman" w:hAnsi="Times New Roman"/>
+          <w:i/>
+          <w:sz w:val="28"/>
+        </w:rPr>
+        <w:t>ES</w:t>
+      </w:r>
+      <w:r>
+        <w:rPr>
+          <w:rFonts w:ascii="Times New Roman" w:hAnsi="Times New Roman"/>
+          <w:i w:val="0"/>
+          <w:sz w:val="28"/>
+        </w:rPr>
+        <w:t>=</w:t>
+      </w:r>
+      <w:r>
+        <w:rPr>
+          <w:rFonts w:ascii="Times New Roman" w:hAnsi="Times New Roman"/>
+          <w:i/>
+          <w:sz w:val="28"/>
+        </w:rPr>
+        <w:t>1</w:t>
+      </w:r>
+      <w:r>
+        <w:rPr>
+          <w:rFonts w:ascii="Times New Roman" w:hAnsi="Times New Roman"/>
+          <w:i w:val="0"/>
+          <w:sz w:val="28"/>
+        </w:rPr>
+        <w:t xml:space="preserve">, а не количество дней). Критический путь: работы </w:t>
       </w:r>
       <w:r>
         <w:rPr>
@@ -4143,7 +4255,7 @@
           <w:i w:val="0"/>
           <w:sz w:val="24"/>
         </w:rPr>
-        <w:t>Рисунок 2.2 – График Ганта проекта DiagramCode, построенный автоматически в Excel-планировщике по расчёту критического пути (CPM); общая длительность — 39 рабочих дней, критический путь выделен согласно условному форматированию столбца «Критический путь»</w:t>
+        <w:t>Рисунок 2.2 – График Ганта проекта DiagramCode, построенный автоматически в Excel-планировщике по расчёту критического пути (CPM); общая длительность — 38 рабочих дней, критический путь выделен согласно условному форматированию столбца «Критический путь»</w:t>
       </w:r>
     </w:p>
     <w:p>
@@ -4356,7 +4468,7 @@
           <w:i/>
           <w:sz w:val="28"/>
         </w:rPr>
-        <w:t>57</w:t>
+        <w:t>56</w:t>
       </w:r>
       <w:r>
         <w:rPr>
@@ -4529,7 +4641,7 @@
           <w:i/>
           <w:sz w:val="28"/>
         </w:rPr>
-        <w:t>39</w:t>
+        <w:t>38</w:t>
       </w:r>
       <w:r>
         <w:rPr>

--- a/pz-wbs-gantt/Отчёт - ПЗ2 - WBS и график Ганта.docx
+++ b/pz-wbs-gantt/Отчёт - ПЗ2 - WBS и график Ганта.docx
@@ -4039,7 +4039,7 @@
           <w:color w:val="000000"/>
           <w:sz w:val="28"/>
         </w:rPr>
-        <w:t>2.5 Построение графика Ганта в Excel</w:t>
+        <w:t>2.5 Построение графика Ганта в электронной таблице</w:t>
       </w:r>
     </w:p>
     <w:p>
@@ -4174,10 +4174,26 @@
       <w:r>
         <w:rPr>
           <w:rFonts w:ascii="Times New Roman" w:hAnsi="Times New Roman"/>
+          <w:i w:val="0"/>
+          <w:sz w:val="28"/>
+        </w:rPr>
+        <w:t xml:space="preserve">Тот же расчёт дополнительно подготовлен для </w:t>
+      </w:r>
+      <w:r>
+        <w:rPr>
+          <w:rFonts w:ascii="Times New Roman" w:hAnsi="Times New Roman"/>
           <w:i/>
           <w:sz w:val="28"/>
         </w:rPr>
-        <w:t xml:space="preserve">[Сюда вставить скриншот листа «Планировщик проекта» из </w:t>
+        <w:t>Google</w:t>
+      </w:r>
+      <w:r>
+        <w:rPr>
+          <w:rFonts w:ascii="Times New Roman" w:hAnsi="Times New Roman"/>
+          <w:i w:val="0"/>
+          <w:sz w:val="28"/>
+        </w:rPr>
+        <w:t xml:space="preserve"> Таблиц (файл </w:t>
       </w:r>
       <w:r>
         <w:rPr>
@@ -4185,6 +4201,147 @@
           <w:i/>
           <w:sz w:val="28"/>
         </w:rPr>
+        <w:t>google-sheets/1</w:t>
+      </w:r>
+      <w:r>
+        <w:rPr>
+          <w:rFonts w:ascii="Times New Roman" w:hAnsi="Times New Roman"/>
+          <w:i w:val="0"/>
+          <w:sz w:val="28"/>
+        </w:rPr>
+        <w:t xml:space="preserve"> - </w:t>
+      </w:r>
+      <w:r>
+        <w:rPr>
+          <w:rFonts w:ascii="Times New Roman" w:hAnsi="Times New Roman"/>
+          <w:i/>
+          <w:sz w:val="28"/>
+        </w:rPr>
+        <w:t>WBS-</w:t>
+      </w:r>
+      <w:r>
+        <w:rPr>
+          <w:rFonts w:ascii="Times New Roman" w:hAnsi="Times New Roman"/>
+          <w:i w:val="0"/>
+          <w:sz w:val="28"/>
+        </w:rPr>
+        <w:t xml:space="preserve">Гант - </w:t>
+      </w:r>
+      <w:r>
+        <w:rPr>
+          <w:rFonts w:ascii="Times New Roman" w:hAnsi="Times New Roman"/>
+          <w:i/>
+          <w:sz w:val="28"/>
+        </w:rPr>
+        <w:t>DiagramCode.tsv</w:t>
+      </w:r>
+      <w:r>
+        <w:rPr>
+          <w:rFonts w:ascii="Times New Roman" w:hAnsi="Times New Roman"/>
+          <w:i w:val="0"/>
+          <w:sz w:val="28"/>
+        </w:rPr>
+        <w:t xml:space="preserve">): после импорта таблица сама считает </w:t>
+      </w:r>
+      <w:r>
+        <w:rPr>
+          <w:rFonts w:ascii="Times New Roman" w:hAnsi="Times New Roman"/>
+          <w:i/>
+          <w:sz w:val="28"/>
+        </w:rPr>
+        <w:t>ES</w:t>
+      </w:r>
+      <w:r>
+        <w:rPr>
+          <w:rFonts w:ascii="Times New Roman" w:hAnsi="Times New Roman"/>
+          <w:i w:val="0"/>
+          <w:sz w:val="28"/>
+        </w:rPr>
+        <w:t xml:space="preserve">, </w:t>
+      </w:r>
+      <w:r>
+        <w:rPr>
+          <w:rFonts w:ascii="Times New Roman" w:hAnsi="Times New Roman"/>
+          <w:i/>
+          <w:sz w:val="28"/>
+        </w:rPr>
+        <w:t>EF</w:t>
+      </w:r>
+      <w:r>
+        <w:rPr>
+          <w:rFonts w:ascii="Times New Roman" w:hAnsi="Times New Roman"/>
+          <w:i w:val="0"/>
+          <w:sz w:val="28"/>
+        </w:rPr>
+        <w:t xml:space="preserve">, </w:t>
+      </w:r>
+      <w:r>
+        <w:rPr>
+          <w:rFonts w:ascii="Times New Roman" w:hAnsi="Times New Roman"/>
+          <w:i/>
+          <w:sz w:val="28"/>
+        </w:rPr>
+        <w:t>LS</w:t>
+      </w:r>
+      <w:r>
+        <w:rPr>
+          <w:rFonts w:ascii="Times New Roman" w:hAnsi="Times New Roman"/>
+          <w:i w:val="0"/>
+          <w:sz w:val="28"/>
+        </w:rPr>
+        <w:t xml:space="preserve">, </w:t>
+      </w:r>
+      <w:r>
+        <w:rPr>
+          <w:rFonts w:ascii="Times New Roman" w:hAnsi="Times New Roman"/>
+          <w:i/>
+          <w:sz w:val="28"/>
+        </w:rPr>
+        <w:t>LF</w:t>
+      </w:r>
+      <w:r>
+        <w:rPr>
+          <w:rFonts w:ascii="Times New Roman" w:hAnsi="Times New Roman"/>
+          <w:i w:val="0"/>
+          <w:sz w:val="28"/>
+        </w:rPr>
+        <w:t xml:space="preserve"> и резерв, выводит общую длительность проекта, перечень работ критического пути и контрольную сумму их длительностей, а справа от таблицы строит график Ганта по дням, где работы критического пути и работы с резервом обозначены разными символами.</w:t>
+      </w:r>
+    </w:p>
+    <w:p>
+      <w:pPr>
+        <w:ind w:firstLine="709"/>
+      </w:pPr>
+      <w:r>
+        <w:rPr>
+          <w:rFonts w:ascii="Times New Roman" w:hAnsi="Times New Roman"/>
+          <w:i/>
+          <w:sz w:val="28"/>
+        </w:rPr>
+        <w:t xml:space="preserve">[Сюда вставить скриншот графика Ганта из </w:t>
+      </w:r>
+      <w:r>
+        <w:rPr>
+          <w:rFonts w:ascii="Times New Roman" w:hAnsi="Times New Roman"/>
+          <w:i/>
+          <w:sz w:val="28"/>
+        </w:rPr>
+        <w:t>Google</w:t>
+      </w:r>
+      <w:r>
+        <w:rPr>
+          <w:rFonts w:ascii="Times New Roman" w:hAnsi="Times New Roman"/>
+          <w:i/>
+          <w:sz w:val="28"/>
+        </w:rPr>
+        <w:t xml:space="preserve"> Таблиц или </w:t>
+      </w:r>
+      <w:r>
+        <w:rPr>
+          <w:rFonts w:ascii="Times New Roman" w:hAnsi="Times New Roman"/>
+          <w:i/>
+          <w:sz w:val="28"/>
+        </w:rPr>
         <w:t>Excel</w:t>
       </w:r>
       <w:r>
@@ -4193,7 +4350,7 @@
           <w:i/>
           <w:sz w:val="28"/>
         </w:rPr>
-        <w:t xml:space="preserve"> — инструкция по снятию скриншота в файле «ИНСТРУКЦИЯ - </w:t>
+        <w:t xml:space="preserve"> — инструкция в файле «ЧТО ОСТАЛОСЬ СДЕЛАТЬ ТЕБЕ.</w:t>
       </w:r>
       <w:r>
         <w:rPr>
@@ -4201,7 +4358,7 @@
           <w:i/>
           <w:sz w:val="28"/>
         </w:rPr>
-        <w:t>Excel-</w:t>
+        <w:t>md</w:t>
       </w:r>
       <w:r>
         <w:rPr>
@@ -4209,7 +4366,7 @@
           <w:i/>
           <w:sz w:val="28"/>
         </w:rPr>
-        <w:t>файлы (Гант и риски).</w:t>
+        <w:t xml:space="preserve">», шаги </w:t>
       </w:r>
       <w:r>
         <w:rPr>
@@ -4217,7 +4374,7 @@
           <w:i/>
           <w:sz w:val="28"/>
         </w:rPr>
-        <w:t>md</w:t>
+        <w:t>1</w:t>
       </w:r>
       <w:r>
         <w:rPr>
@@ -4225,7 +4382,7 @@
           <w:i/>
           <w:sz w:val="28"/>
         </w:rPr>
-        <w:t xml:space="preserve">», раздел </w:t>
+        <w:t>–</w:t>
       </w:r>
       <w:r>
         <w:rPr>
@@ -4233,7 +4390,7 @@
           <w:i/>
           <w:sz w:val="28"/>
         </w:rPr>
-        <w:t>1.5</w:t>
+        <w:t>3</w:t>
       </w:r>
       <w:r>
         <w:rPr>
@@ -4255,7 +4412,7 @@
           <w:i w:val="0"/>
           <w:sz w:val="24"/>
         </w:rPr>
-        <w:t>Рисунок 2.2 – График Ганта проекта DiagramCode, построенный автоматически в Excel-планировщике по расчёту критического пути (CPM); общая длительность — 38 рабочих дней, критический путь выделен согласно условному форматированию столбца «Критический путь»</w:t>
+        <w:t>Рисунок 2.2 – График Ганта проекта DiagramCode, построенный по расчёту критического пути (CPM); общая длительность — 38 рабочих дней, критический путь 1→2→4→6→8→10→11→12</w:t>
       </w:r>
     </w:p>
     <w:p>

--- a/pz-wbs-gantt/Отчёт - ПЗ2 - WBS и график Ганта.docx
+++ b/pz-wbs-gantt/Отчёт - ПЗ2 - WBS и график Ганта.docx
@@ -4148,23 +4148,7 @@
           <w:i w:val="0"/>
           <w:sz w:val="28"/>
         </w:rPr>
-        <w:t xml:space="preserve">, резерв и признак критического пути пересчитываются автоматически). Лист «Планировщик проекта» того же файла отображает график Ганта средствами условного форматирования: каждая строка соответствует одной работе, а закрашенные ячейки — периоду её выполнения; лист не требует ручного построения диаграммы, полосы рисуются автоматически по данным первого листа (см. рисунок </w:t>
-      </w:r>
-      <w:r>
-        <w:rPr>
-          <w:rFonts w:ascii="Times New Roman" w:hAnsi="Times New Roman"/>
-          <w:i/>
-          <w:sz w:val="28"/>
-        </w:rPr>
-        <w:t>2.2</w:t>
-      </w:r>
-      <w:r>
-        <w:rPr>
-          <w:rFonts w:ascii="Times New Roman" w:hAnsi="Times New Roman"/>
-          <w:i w:val="0"/>
-          <w:sz w:val="28"/>
-        </w:rPr>
-        <w:t>).</w:t>
+        <w:t>, резерв и признак критического пути пересчитываются автоматически). Лист «Планировщик проекта» того же файла отображает график Ганта средствами условного форматирования: каждая строка соответствует одной работе, а закрашенные ячейки — периоду её выполнения; лист не требует ручного построения диаграммы, полосы рисуются автоматически по данным первого листа.</w:t>
       </w:r>
     </w:p>
     <w:p>
@@ -4177,7 +4161,7 @@
           <w:i w:val="0"/>
           <w:sz w:val="28"/>
         </w:rPr>
-        <w:t xml:space="preserve">Тот же расчёт дополнительно подготовлен для </w:t>
+        <w:t xml:space="preserve">Тот же расчёт построен в </w:t>
       </w:r>
       <w:r>
         <w:rPr>
@@ -4193,7 +4177,7 @@
           <w:i w:val="0"/>
           <w:sz w:val="28"/>
         </w:rPr>
-        <w:t xml:space="preserve"> Таблиц (файл </w:t>
+        <w:t xml:space="preserve"> Таблицах (лист «</w:t>
       </w:r>
       <w:r>
         <w:rPr>
@@ -4201,7 +4185,7 @@
           <w:i/>
           <w:sz w:val="28"/>
         </w:rPr>
-        <w:t>google-sheets/1</w:t>
+        <w:t>WBS-</w:t>
       </w:r>
       <w:r>
         <w:rPr>
@@ -4209,7 +4193,7 @@
           <w:i w:val="0"/>
           <w:sz w:val="28"/>
         </w:rPr>
-        <w:t xml:space="preserve"> - </w:t>
+        <w:t xml:space="preserve">Гант </w:t>
       </w:r>
       <w:r>
         <w:rPr>
@@ -4217,7 +4201,7 @@
           <w:i/>
           <w:sz w:val="28"/>
         </w:rPr>
-        <w:t>WBS-</w:t>
+        <w:t>DiagramCode</w:t>
       </w:r>
       <w:r>
         <w:rPr>
@@ -4225,7 +4209,7 @@
           <w:i w:val="0"/>
           <w:sz w:val="28"/>
         </w:rPr>
-        <w:t xml:space="preserve">Гант - </w:t>
+        <w:t>» таблицы «</w:t>
       </w:r>
       <w:r>
         <w:rPr>
@@ -4233,7 +4217,7 @@
           <w:i/>
           <w:sz w:val="28"/>
         </w:rPr>
-        <w:t>DiagramCode.tsv</w:t>
+        <w:t>DiagramCode</w:t>
       </w:r>
       <w:r>
         <w:rPr>
@@ -4241,7 +4225,7 @@
           <w:i w:val="0"/>
           <w:sz w:val="28"/>
         </w:rPr>
-        <w:t xml:space="preserve">): после импорта таблица сама считает </w:t>
+        <w:t xml:space="preserve"> - расчеты (Управление проектами)»). Таблица формулами считает </w:t>
       </w:r>
       <w:r>
         <w:rPr>
@@ -4305,7 +4289,91 @@
           <w:i w:val="0"/>
           <w:sz w:val="28"/>
         </w:rPr>
-        <w:t xml:space="preserve"> и резерв, выводит общую длительность проекта, перечень работ критического пути и контрольную сумму их длительностей, а справа от таблицы строит график Ганта по дням, где работы критического пути и работы с резервом обозначены разными символами.</w:t>
+        <w:t xml:space="preserve"> и резерв, выводит длительность проекта, перечень работ критического пути и контрольную сумму их длительностей, а справа от таблицы раскрашивает дни выполнения каждой работы: оранжевым — работы критического пути, синим — работы с резервом (см. рисунок </w:t>
+      </w:r>
+      <w:r>
+        <w:rPr>
+          <w:rFonts w:ascii="Times New Roman" w:hAnsi="Times New Roman"/>
+          <w:i/>
+          <w:sz w:val="28"/>
+        </w:rPr>
+        <w:t>2.2</w:t>
+      </w:r>
+      <w:r>
+        <w:rPr>
+          <w:rFonts w:ascii="Times New Roman" w:hAnsi="Times New Roman"/>
+          <w:i w:val="0"/>
+          <w:sz w:val="28"/>
+        </w:rPr>
+        <w:t xml:space="preserve">). Итоговая строка сразу показывает правильную длительность проекта — </w:t>
+      </w:r>
+      <w:r>
+        <w:rPr>
+          <w:rFonts w:ascii="Times New Roman" w:hAnsi="Times New Roman"/>
+          <w:i/>
+          <w:sz w:val="28"/>
+        </w:rPr>
+        <w:t>38</w:t>
+      </w:r>
+      <w:r>
+        <w:rPr>
+          <w:rFonts w:ascii="Times New Roman" w:hAnsi="Times New Roman"/>
+          <w:i w:val="0"/>
+          <w:sz w:val="28"/>
+        </w:rPr>
+        <w:t xml:space="preserve"> рабочих дней, а контрольная сумма длительностей работ критического пути совпадает с ней.</w:t>
+      </w:r>
+    </w:p>
+    <w:p>
+      <w:pPr>
+        <w:jc w:val="center"/>
+      </w:pPr>
+      <w:r>
+        <w:drawing>
+          <wp:inline xmlns:a="http://schemas.openxmlformats.org/drawingml/2006/main" xmlns:pic="http://schemas.openxmlformats.org/drawingml/2006/picture">
+            <wp:extent cx="5940000" cy="1986246"/>
+            <wp:docPr id="2" name="Picture 2"/>
+            <wp:cNvGraphicFramePr>
+              <a:graphicFrameLocks noChangeAspect="1"/>
+            </wp:cNvGraphicFramePr>
+            <a:graphic>
+              <a:graphicData uri="http://schemas.openxmlformats.org/drawingml/2006/picture">
+                <pic:pic>
+                  <pic:nvPicPr>
+                    <pic:cNvPr id="0" name="Google Таблицы - расчёт CPM - DiagramCode.png"/>
+                    <pic:cNvPicPr/>
+                  </pic:nvPicPr>
+                  <pic:blipFill>
+                    <a:blip r:embed="rId10"/>
+                    <a:stretch>
+                      <a:fillRect/>
+                    </a:stretch>
+                  </pic:blipFill>
+                  <pic:spPr>
+                    <a:xfrm>
+                      <a:off x="0" y="0"/>
+                      <a:ext cx="5940000" cy="1986246"/>
+                    </a:xfrm>
+                    <a:prstGeom prst="rect"/>
+                  </pic:spPr>
+                </pic:pic>
+              </a:graphicData>
+            </a:graphic>
+          </wp:inline>
+        </w:drawing>
+      </w:r>
+    </w:p>
+    <w:p>
+      <w:pPr>
+        <w:spacing w:after="240"/>
+        <w:jc w:val="center"/>
+      </w:pPr>
+      <w:r>
+        <w:rPr>
+          <w:rFonts w:ascii="Times New Roman" w:hAnsi="Times New Roman"/>
+          <w:sz w:val="24"/>
+        </w:rPr>
+        <w:t>Рисунок 2.2 – Расчёт критического пути (CPM) проекта DiagramCode в Google Таблицах</w:t>
       </w:r>
     </w:p>
     <w:p>
@@ -4315,10 +4383,26 @@
       <w:r>
         <w:rPr>
           <w:rFonts w:ascii="Times New Roman" w:hAnsi="Times New Roman"/>
+          <w:i w:val="0"/>
+          <w:sz w:val="28"/>
+        </w:rPr>
+        <w:t xml:space="preserve">По тем же данным построена полосовая диаграмма Ганта (рисунок </w:t>
+      </w:r>
+      <w:r>
+        <w:rPr>
+          <w:rFonts w:ascii="Times New Roman" w:hAnsi="Times New Roman"/>
           <w:i/>
           <w:sz w:val="28"/>
         </w:rPr>
-        <w:t xml:space="preserve">[Сюда вставить скриншот графика Ганта из </w:t>
+        <w:t>2.3</w:t>
+      </w:r>
+      <w:r>
+        <w:rPr>
+          <w:rFonts w:ascii="Times New Roman" w:hAnsi="Times New Roman"/>
+          <w:i w:val="0"/>
+          <w:sz w:val="28"/>
+        </w:rPr>
+        <w:t xml:space="preserve">): для каждой работы невидимая часть полосы равна </w:t>
       </w:r>
       <w:r>
         <w:rPr>
@@ -4326,7 +4410,15 @@
           <w:i/>
           <w:sz w:val="28"/>
         </w:rPr>
-        <w:t>Google</w:t>
+        <w:t>ES</w:t>
+      </w:r>
+      <w:r>
+        <w:rPr>
+          <w:rFonts w:ascii="Times New Roman" w:hAnsi="Times New Roman"/>
+          <w:i w:val="0"/>
+          <w:sz w:val="28"/>
+        </w:rPr>
+        <w:t xml:space="preserve"> − </w:t>
       </w:r>
       <w:r>
         <w:rPr>
@@ -4334,7 +4426,15 @@
           <w:i/>
           <w:sz w:val="28"/>
         </w:rPr>
-        <w:t xml:space="preserve"> Таблиц или </w:t>
+        <w:t>1</w:t>
+      </w:r>
+      <w:r>
+        <w:rPr>
+          <w:rFonts w:ascii="Times New Roman" w:hAnsi="Times New Roman"/>
+          <w:i w:val="0"/>
+          <w:sz w:val="28"/>
+        </w:rPr>
+        <w:t xml:space="preserve">, видимая — длительности работы. Из диаграммы видно, что работы </w:t>
       </w:r>
       <w:r>
         <w:rPr>
@@ -4342,7 +4442,15 @@
           <w:i/>
           <w:sz w:val="28"/>
         </w:rPr>
-        <w:t>Excel</w:t>
+        <w:t>3</w:t>
+      </w:r>
+      <w:r>
+        <w:rPr>
+          <w:rFonts w:ascii="Times New Roman" w:hAnsi="Times New Roman"/>
+          <w:i w:val="0"/>
+          <w:sz w:val="28"/>
+        </w:rPr>
+        <w:t xml:space="preserve">, </w:t>
       </w:r>
       <w:r>
         <w:rPr>
@@ -4350,7 +4458,15 @@
           <w:i/>
           <w:sz w:val="28"/>
         </w:rPr>
-        <w:t xml:space="preserve"> — инструкция в файле «ЧТО ОСТАЛОСЬ СДЕЛАТЬ ТЕБЕ.</w:t>
+        <w:t>5</w:t>
+      </w:r>
+      <w:r>
+        <w:rPr>
+          <w:rFonts w:ascii="Times New Roman" w:hAnsi="Times New Roman"/>
+          <w:i w:val="0"/>
+          <w:sz w:val="28"/>
+        </w:rPr>
+        <w:t xml:space="preserve">, </w:t>
       </w:r>
       <w:r>
         <w:rPr>
@@ -4358,7 +4474,15 @@
           <w:i/>
           <w:sz w:val="28"/>
         </w:rPr>
-        <w:t>md</w:t>
+        <w:t>7</w:t>
+      </w:r>
+      <w:r>
+        <w:rPr>
+          <w:rFonts w:ascii="Times New Roman" w:hAnsi="Times New Roman"/>
+          <w:i w:val="0"/>
+          <w:sz w:val="28"/>
+        </w:rPr>
+        <w:t xml:space="preserve"> и </w:t>
       </w:r>
       <w:r>
         <w:rPr>
@@ -4366,7 +4490,15 @@
           <w:i/>
           <w:sz w:val="28"/>
         </w:rPr>
-        <w:t xml:space="preserve">», шаги </w:t>
+        <w:t>9</w:t>
+      </w:r>
+      <w:r>
+        <w:rPr>
+          <w:rFonts w:ascii="Times New Roman" w:hAnsi="Times New Roman"/>
+          <w:i w:val="0"/>
+          <w:sz w:val="28"/>
+        </w:rPr>
+        <w:t xml:space="preserve"> (синие) выполняются параллельно работам критического пути и имеют резерв, а оранжевая цепочка работ </w:t>
       </w:r>
       <w:r>
         <w:rPr>
@@ -4379,10 +4511,26 @@
       <w:r>
         <w:rPr>
           <w:rFonts w:ascii="Times New Roman" w:hAnsi="Times New Roman"/>
+          <w:i w:val="0"/>
+          <w:sz w:val="28"/>
+        </w:rPr>
+        <w:t>→</w:t>
+      </w:r>
+      <w:r>
+        <w:rPr>
+          <w:rFonts w:ascii="Times New Roman" w:hAnsi="Times New Roman"/>
           <w:i/>
           <w:sz w:val="28"/>
         </w:rPr>
-        <w:t>–</w:t>
+        <w:t>2</w:t>
+      </w:r>
+      <w:r>
+        <w:rPr>
+          <w:rFonts w:ascii="Times New Roman" w:hAnsi="Times New Roman"/>
+          <w:i w:val="0"/>
+          <w:sz w:val="28"/>
+        </w:rPr>
+        <w:t>→</w:t>
       </w:r>
       <w:r>
         <w:rPr>
@@ -4390,7 +4538,15 @@
           <w:i/>
           <w:sz w:val="28"/>
         </w:rPr>
-        <w:t>3</w:t>
+        <w:t>4</w:t>
+      </w:r>
+      <w:r>
+        <w:rPr>
+          <w:rFonts w:ascii="Times New Roman" w:hAnsi="Times New Roman"/>
+          <w:i w:val="0"/>
+          <w:sz w:val="28"/>
+        </w:rPr>
+        <w:t>→</w:t>
       </w:r>
       <w:r>
         <w:rPr>
@@ -4398,7 +4554,95 @@
           <w:i/>
           <w:sz w:val="28"/>
         </w:rPr>
-        <w:t>]</w:t>
+        <w:t>6</w:t>
+      </w:r>
+      <w:r>
+        <w:rPr>
+          <w:rFonts w:ascii="Times New Roman" w:hAnsi="Times New Roman"/>
+          <w:i w:val="0"/>
+          <w:sz w:val="28"/>
+        </w:rPr>
+        <w:t>→</w:t>
+      </w:r>
+      <w:r>
+        <w:rPr>
+          <w:rFonts w:ascii="Times New Roman" w:hAnsi="Times New Roman"/>
+          <w:i/>
+          <w:sz w:val="28"/>
+        </w:rPr>
+        <w:t>8</w:t>
+      </w:r>
+      <w:r>
+        <w:rPr>
+          <w:rFonts w:ascii="Times New Roman" w:hAnsi="Times New Roman"/>
+          <w:i w:val="0"/>
+          <w:sz w:val="28"/>
+        </w:rPr>
+        <w:t>→</w:t>
+      </w:r>
+      <w:r>
+        <w:rPr>
+          <w:rFonts w:ascii="Times New Roman" w:hAnsi="Times New Roman"/>
+          <w:i/>
+          <w:sz w:val="28"/>
+        </w:rPr>
+        <w:t>10</w:t>
+      </w:r>
+      <w:r>
+        <w:rPr>
+          <w:rFonts w:ascii="Times New Roman" w:hAnsi="Times New Roman"/>
+          <w:i w:val="0"/>
+          <w:sz w:val="28"/>
+        </w:rPr>
+        <w:t>→</w:t>
+      </w:r>
+      <w:r>
+        <w:rPr>
+          <w:rFonts w:ascii="Times New Roman" w:hAnsi="Times New Roman"/>
+          <w:i/>
+          <w:sz w:val="28"/>
+        </w:rPr>
+        <w:t>11</w:t>
+      </w:r>
+      <w:r>
+        <w:rPr>
+          <w:rFonts w:ascii="Times New Roman" w:hAnsi="Times New Roman"/>
+          <w:i w:val="0"/>
+          <w:sz w:val="28"/>
+        </w:rPr>
+        <w:t>→</w:t>
+      </w:r>
+      <w:r>
+        <w:rPr>
+          <w:rFonts w:ascii="Times New Roman" w:hAnsi="Times New Roman"/>
+          <w:i/>
+          <w:sz w:val="28"/>
+        </w:rPr>
+        <w:t>12</w:t>
+      </w:r>
+      <w:r>
+        <w:rPr>
+          <w:rFonts w:ascii="Times New Roman" w:hAnsi="Times New Roman"/>
+          <w:i w:val="0"/>
+          <w:sz w:val="28"/>
+        </w:rPr>
+        <w:t xml:space="preserve"> без разрывов тянется до </w:t>
+      </w:r>
+      <w:r>
+        <w:rPr>
+          <w:rFonts w:ascii="Times New Roman" w:hAnsi="Times New Roman"/>
+          <w:i/>
+          <w:sz w:val="28"/>
+        </w:rPr>
+        <w:t>38-</w:t>
+      </w:r>
+      <w:r>
+        <w:rPr>
+          <w:rFonts w:ascii="Times New Roman" w:hAnsi="Times New Roman"/>
+          <w:i w:val="0"/>
+          <w:sz w:val="28"/>
+        </w:rPr>
+        <w:t>го дня и определяет срок проекта.</w:t>
       </w:r>
     </w:p>
     <w:p>
@@ -4406,13 +4650,51 @@
         <w:jc w:val="center"/>
       </w:pPr>
       <w:r>
-        <w:rPr>
-          <w:rFonts w:ascii="Times New Roman" w:hAnsi="Times New Roman"/>
-          <w:b w:val="0"/>
-          <w:i w:val="0"/>
+        <w:drawing>
+          <wp:inline xmlns:a="http://schemas.openxmlformats.org/drawingml/2006/main" xmlns:pic="http://schemas.openxmlformats.org/drawingml/2006/picture">
+            <wp:extent cx="5940000" cy="2957878"/>
+            <wp:docPr id="3" name="Picture 3"/>
+            <wp:cNvGraphicFramePr>
+              <a:graphicFrameLocks noChangeAspect="1"/>
+            </wp:cNvGraphicFramePr>
+            <a:graphic>
+              <a:graphicData uri="http://schemas.openxmlformats.org/drawingml/2006/picture">
+                <pic:pic>
+                  <pic:nvPicPr>
+                    <pic:cNvPr id="0" name="Google Таблицы - диаграмма Ганта - DiagramCode.png"/>
+                    <pic:cNvPicPr/>
+                  </pic:nvPicPr>
+                  <pic:blipFill>
+                    <a:blip r:embed="rId11"/>
+                    <a:stretch>
+                      <a:fillRect/>
+                    </a:stretch>
+                  </pic:blipFill>
+                  <pic:spPr>
+                    <a:xfrm>
+                      <a:off x="0" y="0"/>
+                      <a:ext cx="5940000" cy="2957878"/>
+                    </a:xfrm>
+                    <a:prstGeom prst="rect"/>
+                  </pic:spPr>
+                </pic:pic>
+              </a:graphicData>
+            </a:graphic>
+          </wp:inline>
+        </w:drawing>
+      </w:r>
+    </w:p>
+    <w:p>
+      <w:pPr>
+        <w:spacing w:after="240"/>
+        <w:jc w:val="center"/>
+      </w:pPr>
+      <w:r>
+        <w:rPr>
+          <w:rFonts w:ascii="Times New Roman" w:hAnsi="Times New Roman"/>
           <w:sz w:val="24"/>
         </w:rPr>
-        <w:t>Рисунок 2.2 – График Ганта проекта DiagramCode, построенный по расчёту критического пути (CPM); общая длительность — 38 рабочих дней, критический путь 1→2→4→6→8→10→11→12</w:t>
+        <w:t>Рисунок 2.3 – Диаграмма Ганта проекта DiagramCode, построенная в Google Таблицах; общая длительность — 38 рабочих дней, критический путь 1→2→4→6→8→10→11→12</w:t>
       </w:r>
     </w:p>
     <w:p>
@@ -4681,7 +4963,123 @@
           <w:i w:val="0"/>
           <w:sz w:val="28"/>
         </w:rPr>
-        <w:t>диаграмма для этого варианта лежат в той же папке репозитория.</w:t>
+        <w:t xml:space="preserve">диаграмма для этого варианта лежат в той же папке репозитория, а в </w:t>
+      </w:r>
+      <w:r>
+        <w:rPr>
+          <w:rFonts w:ascii="Times New Roman" w:hAnsi="Times New Roman"/>
+          <w:i/>
+          <w:sz w:val="28"/>
+        </w:rPr>
+        <w:t>Google</w:t>
+      </w:r>
+      <w:r>
+        <w:rPr>
+          <w:rFonts w:ascii="Times New Roman" w:hAnsi="Times New Roman"/>
+          <w:i w:val="0"/>
+          <w:sz w:val="28"/>
+        </w:rPr>
+        <w:t xml:space="preserve"> Таблицах расчёт вынесен на отдельный лист «</w:t>
+      </w:r>
+      <w:r>
+        <w:rPr>
+          <w:rFonts w:ascii="Times New Roman" w:hAnsi="Times New Roman"/>
+          <w:i/>
+          <w:sz w:val="28"/>
+        </w:rPr>
+        <w:t>WBS-</w:t>
+      </w:r>
+      <w:r>
+        <w:rPr>
+          <w:rFonts w:ascii="Times New Roman" w:hAnsi="Times New Roman"/>
+          <w:i w:val="0"/>
+          <w:sz w:val="28"/>
+        </w:rPr>
+        <w:t xml:space="preserve">Гант Пример </w:t>
+      </w:r>
+      <w:r>
+        <w:rPr>
+          <w:rFonts w:ascii="Times New Roman" w:hAnsi="Times New Roman"/>
+          <w:i/>
+          <w:sz w:val="28"/>
+        </w:rPr>
+        <w:t>1</w:t>
+      </w:r>
+      <w:r>
+        <w:rPr>
+          <w:rFonts w:ascii="Times New Roman" w:hAnsi="Times New Roman"/>
+          <w:i w:val="0"/>
+          <w:sz w:val="28"/>
+        </w:rPr>
+        <w:t xml:space="preserve">» (рисунок </w:t>
+      </w:r>
+      <w:r>
+        <w:rPr>
+          <w:rFonts w:ascii="Times New Roman" w:hAnsi="Times New Roman"/>
+          <w:i/>
+          <w:sz w:val="28"/>
+        </w:rPr>
+        <w:t>2.4</w:t>
+      </w:r>
+      <w:r>
+        <w:rPr>
+          <w:rFonts w:ascii="Times New Roman" w:hAnsi="Times New Roman"/>
+          <w:i w:val="0"/>
+          <w:sz w:val="28"/>
+        </w:rPr>
+        <w:t>).</w:t>
+      </w:r>
+    </w:p>
+    <w:p>
+      <w:pPr>
+        <w:jc w:val="center"/>
+      </w:pPr>
+      <w:r>
+        <w:drawing>
+          <wp:inline xmlns:a="http://schemas.openxmlformats.org/drawingml/2006/main" xmlns:pic="http://schemas.openxmlformats.org/drawingml/2006/picture">
+            <wp:extent cx="5940000" cy="2957878"/>
+            <wp:docPr id="4" name="Picture 4"/>
+            <wp:cNvGraphicFramePr>
+              <a:graphicFrameLocks noChangeAspect="1"/>
+            </wp:cNvGraphicFramePr>
+            <a:graphic>
+              <a:graphicData uri="http://schemas.openxmlformats.org/drawingml/2006/picture">
+                <pic:pic>
+                  <pic:nvPicPr>
+                    <pic:cNvPr id="0" name="Google Таблицы - диаграмма Ганта - Пример 1.png"/>
+                    <pic:cNvPicPr/>
+                  </pic:nvPicPr>
+                  <pic:blipFill>
+                    <a:blip r:embed="rId12"/>
+                    <a:stretch>
+                      <a:fillRect/>
+                    </a:stretch>
+                  </pic:blipFill>
+                  <pic:spPr>
+                    <a:xfrm>
+                      <a:off x="0" y="0"/>
+                      <a:ext cx="5940000" cy="2957878"/>
+                    </a:xfrm>
+                    <a:prstGeom prst="rect"/>
+                  </pic:spPr>
+                </pic:pic>
+              </a:graphicData>
+            </a:graphic>
+          </wp:inline>
+        </w:drawing>
+      </w:r>
+    </w:p>
+    <w:p>
+      <w:pPr>
+        <w:spacing w:after="240"/>
+        <w:jc w:val="center"/>
+      </w:pPr>
+      <w:r>
+        <w:rPr>
+          <w:rFonts w:ascii="Times New Roman" w:hAnsi="Times New Roman"/>
+          <w:sz w:val="24"/>
+        </w:rPr>
+        <w:t>Рисунок 2.4 – Диаграмма Ганта по примеру 1 методички («Обучение сотрудников кибербезопасности»); общая длительность — 56 рабочих дней</w:t>
       </w:r>
     </w:p>
     <w:p>
@@ -4838,7 +5236,7 @@
           <w:i w:val="0"/>
           <w:sz w:val="28"/>
         </w:rPr>
-        <w:t xml:space="preserve"> и независимо перепроверен скриптом на </w:t>
+        <w:t xml:space="preserve"> и полосовой диаграммы в </w:t>
       </w:r>
       <w:r>
         <w:rPr>
@@ -4846,6 +5244,22 @@
           <w:i/>
           <w:sz w:val="28"/>
         </w:rPr>
+        <w:t>Google</w:t>
+      </w:r>
+      <w:r>
+        <w:rPr>
+          <w:rFonts w:ascii="Times New Roman" w:hAnsi="Times New Roman"/>
+          <w:i w:val="0"/>
+          <w:sz w:val="28"/>
+        </w:rPr>
+        <w:t xml:space="preserve"> Таблицах, а также независимо перепроверен скриптом на </w:t>
+      </w:r>
+      <w:r>
+        <w:rPr>
+          <w:rFonts w:ascii="Times New Roman" w:hAnsi="Times New Roman"/>
+          <w:i/>
+          <w:sz w:val="28"/>
+        </w:rPr>
         <w:t>Python</w:t>
       </w:r>
       <w:r>
@@ -4854,7 +5268,7 @@
           <w:i w:val="0"/>
           <w:sz w:val="28"/>
         </w:rPr>
-        <w:t xml:space="preserve"> без использования </w:t>
+        <w:t xml:space="preserve">: все три способа дают одинаковые значения </w:t>
       </w:r>
       <w:r>
         <w:rPr>
@@ -4862,7 +5276,7 @@
           <w:i/>
           <w:sz w:val="28"/>
         </w:rPr>
-        <w:t>Excel</w:t>
+        <w:t>ES</w:t>
       </w:r>
       <w:r>
         <w:rPr>
@@ -4870,7 +5284,55 @@
           <w:i w:val="0"/>
           <w:sz w:val="28"/>
         </w:rPr>
-        <w:t>, что подтверждает корректность расчёта.</w:t>
+        <w:t xml:space="preserve">, </w:t>
+      </w:r>
+      <w:r>
+        <w:rPr>
+          <w:rFonts w:ascii="Times New Roman" w:hAnsi="Times New Roman"/>
+          <w:i/>
+          <w:sz w:val="28"/>
+        </w:rPr>
+        <w:t>EF</w:t>
+      </w:r>
+      <w:r>
+        <w:rPr>
+          <w:rFonts w:ascii="Times New Roman" w:hAnsi="Times New Roman"/>
+          <w:i w:val="0"/>
+          <w:sz w:val="28"/>
+        </w:rPr>
+        <w:t xml:space="preserve">, </w:t>
+      </w:r>
+      <w:r>
+        <w:rPr>
+          <w:rFonts w:ascii="Times New Roman" w:hAnsi="Times New Roman"/>
+          <w:i/>
+          <w:sz w:val="28"/>
+        </w:rPr>
+        <w:t>LS</w:t>
+      </w:r>
+      <w:r>
+        <w:rPr>
+          <w:rFonts w:ascii="Times New Roman" w:hAnsi="Times New Roman"/>
+          <w:i w:val="0"/>
+          <w:sz w:val="28"/>
+        </w:rPr>
+        <w:t xml:space="preserve">, </w:t>
+      </w:r>
+      <w:r>
+        <w:rPr>
+          <w:rFonts w:ascii="Times New Roman" w:hAnsi="Times New Roman"/>
+          <w:i/>
+          <w:sz w:val="28"/>
+        </w:rPr>
+        <w:t>LF</w:t>
+      </w:r>
+      <w:r>
+        <w:rPr>
+          <w:rFonts w:ascii="Times New Roman" w:hAnsi="Times New Roman"/>
+          <w:i w:val="0"/>
+          <w:sz w:val="28"/>
+        </w:rPr>
+        <w:t xml:space="preserve"> и резерва по каждой работе, что подтверждает корректность расчёта.</w:t>
       </w:r>
     </w:p>
     <w:p>
